--- a/public/templates/6. Surat Tugas.docx
+++ b/public/templates/6. Surat Tugas.docx
@@ -4,7 +4,7 @@
   <w:body>
     <w:p>
       <w:pPr>
-        <w:pStyle w:val="TeksIsi"/>
+        <w:pStyle w:val="BodyText"/>
         <w:spacing w:before="44"/>
         <w:rPr>
           <w:sz w:val="32"/>
@@ -94,7 +94,7 @@
     </w:p>
     <w:p>
       <w:pPr>
-        <w:pStyle w:val="TeksIsi"/>
+        <w:pStyle w:val="BodyText"/>
         <w:rPr>
           <w:b/>
           <w:i/>
@@ -104,7 +104,7 @@
     </w:p>
     <w:p>
       <w:pPr>
-        <w:pStyle w:val="TeksIsi"/>
+        <w:pStyle w:val="BodyText"/>
         <w:spacing w:before="99"/>
         <w:rPr>
           <w:b/>
@@ -115,7 +115,7 @@
     </w:p>
     <w:p>
       <w:pPr>
-        <w:pStyle w:val="Judul"/>
+        <w:pStyle w:val="Title"/>
       </w:pPr>
       <w:r>
         <w:t>SURAT</w:t>
@@ -135,7 +135,7 @@
     </w:p>
     <w:p>
       <w:pPr>
-        <w:pStyle w:val="Judul1"/>
+        <w:pStyle w:val="Heading1"/>
         <w:spacing w:before="314"/>
         <w:ind w:left="12"/>
       </w:pPr>
@@ -158,26 +158,12 @@
         <w:rPr>
           <w:spacing w:val="-10"/>
         </w:rPr>
-        <w:t xml:space="preserve"> {</w:t>
-      </w:r>
-      <w:proofErr w:type="spellStart"/>
-      <w:r>
-        <w:rPr>
-          <w:spacing w:val="-10"/>
-        </w:rPr>
-        <w:t>nomor_surat</w:t>
-      </w:r>
-      <w:proofErr w:type="spellEnd"/>
-      <w:r>
-        <w:rPr>
-          <w:spacing w:val="-10"/>
-        </w:rPr>
-        <w:t>}</w:t>
-      </w:r>
-    </w:p>
-    <w:p>
-      <w:pPr>
-        <w:pStyle w:val="TeksIsi"/>
+        <w:t xml:space="preserve"> {nomor_surat}</w:t>
+      </w:r>
+    </w:p>
+    <w:p>
+      <w:pPr>
+        <w:pStyle w:val="BodyText"/>
         <w:rPr>
           <w:b/>
         </w:rPr>
@@ -185,7 +171,7 @@
     </w:p>
     <w:p>
       <w:pPr>
-        <w:pStyle w:val="TeksIsi"/>
+        <w:pStyle w:val="BodyText"/>
         <w:rPr>
           <w:b/>
         </w:rPr>
@@ -193,7 +179,7 @@
     </w:p>
     <w:p>
       <w:pPr>
-        <w:pStyle w:val="TeksIsi"/>
+        <w:pStyle w:val="BodyText"/>
         <w:rPr>
           <w:b/>
         </w:rPr>
@@ -201,7 +187,7 @@
     </w:p>
     <w:p>
       <w:pPr>
-        <w:pStyle w:val="TeksIsi"/>
+        <w:pStyle w:val="BodyText"/>
         <w:spacing w:before="224"/>
         <w:rPr>
           <w:b/>
@@ -210,7 +196,7 @@
     </w:p>
     <w:p>
       <w:pPr>
-        <w:pStyle w:val="TeksIsi"/>
+        <w:pStyle w:val="BodyText"/>
         <w:ind w:left="234"/>
       </w:pPr>
       <w:r>
@@ -258,18 +244,18 @@
     </w:p>
     <w:p>
       <w:pPr>
-        <w:pStyle w:val="TeksIsi"/>
-      </w:pPr>
-    </w:p>
-    <w:p>
-      <w:pPr>
-        <w:pStyle w:val="TeksIsi"/>
+        <w:pStyle w:val="BodyText"/>
+      </w:pPr>
+    </w:p>
+    <w:p>
+      <w:pPr>
+        <w:pStyle w:val="BodyText"/>
         <w:spacing w:before="17"/>
       </w:pPr>
     </w:p>
     <w:p>
       <w:pPr>
-        <w:pStyle w:val="Judul1"/>
+        <w:pStyle w:val="Heading1"/>
         <w:ind w:right="22"/>
       </w:pPr>
       <w:r>
@@ -299,7 +285,7 @@
     </w:p>
     <w:p>
       <w:pPr>
-        <w:pStyle w:val="TeksIsi"/>
+        <w:pStyle w:val="BodyText"/>
         <w:rPr>
           <w:b/>
         </w:rPr>
@@ -307,7 +293,7 @@
     </w:p>
     <w:p>
       <w:pPr>
-        <w:pStyle w:val="TeksIsi"/>
+        <w:pStyle w:val="BodyText"/>
         <w:spacing w:before="18"/>
         <w:rPr>
           <w:b/>
@@ -316,7 +302,7 @@
     </w:p>
     <w:p>
       <w:pPr>
-        <w:pStyle w:val="TeksIsi"/>
+        <w:pStyle w:val="BodyText"/>
         <w:ind w:left="234"/>
       </w:pPr>
       <w:r>
@@ -346,13 +332,13 @@
     </w:p>
     <w:p>
       <w:pPr>
-        <w:pStyle w:val="TeksIsi"/>
+        <w:pStyle w:val="BodyText"/>
         <w:spacing w:before="238"/>
       </w:pPr>
     </w:p>
     <w:p>
       <w:pPr>
-        <w:pStyle w:val="TeksIsi"/>
+        <w:pStyle w:val="BodyText"/>
         <w:tabs>
           <w:tab w:val="left" w:pos="2337"/>
           <w:tab w:val="left" w:pos="2609"/>
@@ -394,7 +380,7 @@
     </w:p>
     <w:p>
       <w:pPr>
-        <w:pStyle w:val="TeksIsi"/>
+        <w:pStyle w:val="BodyText"/>
         <w:tabs>
           <w:tab w:val="left" w:pos="2337"/>
           <w:tab w:val="left" w:pos="2609"/>
@@ -445,7 +431,7 @@
     </w:p>
     <w:p>
       <w:pPr>
-        <w:pStyle w:val="TeksIsi"/>
+        <w:pStyle w:val="BodyText"/>
         <w:tabs>
           <w:tab w:val="left" w:pos="2337"/>
           <w:tab w:val="left" w:pos="2609"/>
@@ -480,7 +466,7 @@
     </w:p>
     <w:p>
       <w:pPr>
-        <w:pStyle w:val="TeksIsi"/>
+        <w:pStyle w:val="BodyText"/>
         <w:tabs>
           <w:tab w:val="left" w:pos="2337"/>
           <w:tab w:val="left" w:pos="2609"/>
@@ -526,46 +512,27 @@
         <w:t xml:space="preserve"> </w:t>
       </w:r>
       <w:r>
+        <w:t xml:space="preserve">hari </w:t>
+      </w:r>
+      <w:r>
         <w:t>–</w:t>
       </w:r>
       <w:r>
         <w:t xml:space="preserve"> </w:t>
       </w:r>
       <w:r>
-        <w:t>{</w:t>
-      </w:r>
-      <w:proofErr w:type="spellStart"/>
-      <w:r>
-        <w:t>tanggal_awal_kegiatan</w:t>
-      </w:r>
-      <w:proofErr w:type="spellEnd"/>
-      <w:r>
-        <w:t>}</w:t>
+        <w:t>{tanggal_awal_kegiatan}</w:t>
       </w:r>
       <w:r>
         <w:t xml:space="preserve"> s/d </w:t>
       </w:r>
       <w:r>
-        <w:t>{</w:t>
-      </w:r>
-      <w:proofErr w:type="spellStart"/>
-      <w:r>
-        <w:t>tanggal_</w:t>
-      </w:r>
-      <w:r>
-        <w:t>akhir</w:t>
-      </w:r>
-      <w:r>
-        <w:t>_kegiatan</w:t>
-      </w:r>
-      <w:proofErr w:type="spellEnd"/>
-      <w:r>
-        <w:t>}</w:t>
-      </w:r>
-    </w:p>
-    <w:p>
-      <w:pPr>
-        <w:pStyle w:val="TeksIsi"/>
+        <w:t>{tanggal_akhir_kegiatan}</w:t>
+      </w:r>
+    </w:p>
+    <w:p>
+      <w:pPr>
+        <w:pStyle w:val="BodyText"/>
         <w:tabs>
           <w:tab w:val="left" w:pos="2337"/>
           <w:tab w:val="left" w:pos="2609"/>
@@ -658,7 +625,7 @@
     </w:p>
     <w:p>
       <w:pPr>
-        <w:pStyle w:val="TeksIsi"/>
+        <w:pStyle w:val="BodyText"/>
         <w:spacing w:before="224"/>
         <w:ind w:left="2609"/>
       </w:pPr>
@@ -671,28 +638,28 @@
     </w:p>
     <w:p>
       <w:pPr>
-        <w:pStyle w:val="TeksIsi"/>
-      </w:pPr>
-    </w:p>
-    <w:p>
-      <w:pPr>
-        <w:pStyle w:val="TeksIsi"/>
-      </w:pPr>
-    </w:p>
-    <w:p>
-      <w:pPr>
-        <w:pStyle w:val="TeksIsi"/>
-      </w:pPr>
-    </w:p>
-    <w:p>
-      <w:pPr>
-        <w:pStyle w:val="TeksIsi"/>
+        <w:pStyle w:val="BodyText"/>
+      </w:pPr>
+    </w:p>
+    <w:p>
+      <w:pPr>
+        <w:pStyle w:val="BodyText"/>
+      </w:pPr>
+    </w:p>
+    <w:p>
+      <w:pPr>
+        <w:pStyle w:val="BodyText"/>
+      </w:pPr>
+    </w:p>
+    <w:p>
+      <w:pPr>
+        <w:pStyle w:val="BodyText"/>
         <w:spacing w:before="251"/>
       </w:pPr>
     </w:p>
     <w:p>
       <w:pPr>
-        <w:pStyle w:val="TeksIsi"/>
+        <w:pStyle w:val="BodyText"/>
         <w:spacing w:line="309" w:lineRule="auto"/>
         <w:ind w:left="7228" w:right="929" w:firstLine="53"/>
         <w:jc w:val="right"/>
@@ -701,15 +668,7 @@
         <w:t xml:space="preserve">Jakarta Timur, </w:t>
       </w:r>
       <w:r>
-        <w:t>{</w:t>
-      </w:r>
-      <w:proofErr w:type="spellStart"/>
-      <w:r>
-        <w:t>tanggal_surat</w:t>
-      </w:r>
-      <w:proofErr w:type="spellEnd"/>
-      <w:r>
-        <w:t>}</w:t>
+        <w:t>{tanggal_surat}</w:t>
       </w:r>
       <w:r>
         <w:t xml:space="preserve"> Kepala</w:t>
@@ -738,23 +697,23 @@
     </w:p>
     <w:p>
       <w:pPr>
-        <w:pStyle w:val="TeksIsi"/>
-      </w:pPr>
-    </w:p>
-    <w:p>
-      <w:pPr>
-        <w:pStyle w:val="TeksIsi"/>
-      </w:pPr>
-    </w:p>
-    <w:p>
-      <w:pPr>
-        <w:pStyle w:val="TeksIsi"/>
+        <w:pStyle w:val="BodyText"/>
+      </w:pPr>
+    </w:p>
+    <w:p>
+      <w:pPr>
+        <w:pStyle w:val="BodyText"/>
+      </w:pPr>
+    </w:p>
+    <w:p>
+      <w:pPr>
+        <w:pStyle w:val="BodyText"/>
         <w:spacing w:before="44"/>
       </w:pPr>
     </w:p>
     <w:p>
       <w:pPr>
-        <w:pStyle w:val="TeksIsi"/>
+        <w:pStyle w:val="BodyText"/>
         <w:spacing w:before="1" w:line="309" w:lineRule="auto"/>
         <w:ind w:left="7291" w:right="943" w:firstLine="302"/>
       </w:pPr>
@@ -764,7 +723,7 @@
     </w:p>
     <w:p>
       <w:pPr>
-        <w:pStyle w:val="TeksIsi"/>
+        <w:pStyle w:val="BodyText"/>
         <w:rPr>
           <w:sz w:val="20"/>
         </w:rPr>
@@ -772,7 +731,7 @@
     </w:p>
     <w:p>
       <w:pPr>
-        <w:pStyle w:val="TeksIsi"/>
+        <w:pStyle w:val="BodyText"/>
         <w:rPr>
           <w:sz w:val="20"/>
         </w:rPr>
@@ -780,7 +739,7 @@
     </w:p>
     <w:p>
       <w:pPr>
-        <w:pStyle w:val="TeksIsi"/>
+        <w:pStyle w:val="BodyText"/>
         <w:rPr>
           <w:sz w:val="20"/>
         </w:rPr>
@@ -788,7 +747,7 @@
     </w:p>
     <w:p>
       <w:pPr>
-        <w:pStyle w:val="TeksIsi"/>
+        <w:pStyle w:val="BodyText"/>
         <w:rPr>
           <w:sz w:val="20"/>
         </w:rPr>
@@ -796,7 +755,7 @@
     </w:p>
     <w:p>
       <w:pPr>
-        <w:pStyle w:val="TeksIsi"/>
+        <w:pStyle w:val="BodyText"/>
         <w:rPr>
           <w:sz w:val="20"/>
         </w:rPr>
@@ -804,7 +763,7 @@
     </w:p>
     <w:p>
       <w:pPr>
-        <w:pStyle w:val="TeksIsi"/>
+        <w:pStyle w:val="BodyText"/>
         <w:rPr>
           <w:sz w:val="20"/>
         </w:rPr>
@@ -812,7 +771,7 @@
     </w:p>
     <w:p>
       <w:pPr>
-        <w:pStyle w:val="TeksIsi"/>
+        <w:pStyle w:val="BodyText"/>
         <w:spacing w:before="129"/>
         <w:rPr>
           <w:sz w:val="20"/>
@@ -870,7 +829,7 @@
     </w:p>
     <w:p>
       <w:pPr>
-        <w:pStyle w:val="TeksIsi"/>
+        <w:pStyle w:val="BodyText"/>
         <w:rPr>
           <w:sz w:val="20"/>
         </w:rPr>
@@ -919,7 +878,7 @@
     </w:p>
     <w:p>
       <w:pPr>
-        <w:pStyle w:val="TeksIsi"/>
+        <w:pStyle w:val="BodyText"/>
         <w:rPr>
           <w:b/>
           <w:sz w:val="20"/>
@@ -928,7 +887,7 @@
     </w:p>
     <w:p>
       <w:pPr>
-        <w:pStyle w:val="TeksIsi"/>
+        <w:pStyle w:val="BodyText"/>
         <w:rPr>
           <w:b/>
           <w:sz w:val="20"/>
@@ -937,7 +896,7 @@
     </w:p>
     <w:p>
       <w:pPr>
-        <w:pStyle w:val="TeksIsi"/>
+        <w:pStyle w:val="BodyText"/>
         <w:spacing w:before="205"/>
         <w:rPr>
           <w:b/>
@@ -1526,7 +1485,7 @@
       <w:lang w:val="id"/>
     </w:rPr>
   </w:style>
-  <w:style w:type="paragraph" w:styleId="Judul1">
+  <w:style w:type="paragraph" w:styleId="Heading1">
     <w:name w:val="heading 1"/>
     <w:basedOn w:val="Normal"/>
     <w:uiPriority w:val="9"/>
@@ -1541,13 +1500,13 @@
       <w:bCs/>
     </w:rPr>
   </w:style>
-  <w:style w:type="character" w:default="1" w:styleId="FontParagrafDefault">
+  <w:style w:type="character" w:default="1" w:styleId="DefaultParagraphFont">
     <w:name w:val="Default Paragraph Font"/>
     <w:uiPriority w:val="1"/>
     <w:semiHidden/>
     <w:unhideWhenUsed/>
   </w:style>
-  <w:style w:type="table" w:default="1" w:styleId="TabelNormal">
+  <w:style w:type="table" w:default="1" w:styleId="TableNormal">
     <w:name w:val="Normal Table"/>
     <w:uiPriority w:val="99"/>
     <w:semiHidden/>
@@ -1562,19 +1521,19 @@
       </w:tblCellMar>
     </w:tblPr>
   </w:style>
-  <w:style w:type="numbering" w:default="1" w:styleId="TidakAdaDaftar">
+  <w:style w:type="numbering" w:default="1" w:styleId="NoList">
     <w:name w:val="No List"/>
     <w:uiPriority w:val="99"/>
     <w:semiHidden/>
     <w:unhideWhenUsed/>
   </w:style>
-  <w:style w:type="paragraph" w:styleId="TeksIsi">
+  <w:style w:type="paragraph" w:styleId="BodyText">
     <w:name w:val="Body Text"/>
     <w:basedOn w:val="Normal"/>
     <w:uiPriority w:val="1"/>
     <w:qFormat/>
   </w:style>
-  <w:style w:type="paragraph" w:styleId="Judul">
+  <w:style w:type="paragraph" w:styleId="Title">
     <w:name w:val="Title"/>
     <w:basedOn w:val="Normal"/>
     <w:uiPriority w:val="10"/>
@@ -1590,7 +1549,7 @@
       <w:szCs w:val="34"/>
     </w:rPr>
   </w:style>
-  <w:style w:type="paragraph" w:styleId="DaftarParagraf">
+  <w:style w:type="paragraph" w:styleId="ListParagraph">
     <w:name w:val="List Paragraph"/>
     <w:basedOn w:val="Normal"/>
     <w:uiPriority w:val="1"/>
